--- a/docs/Project_Manual_Shot_Classifier.docx
+++ b/docs/Project_Manual_Shot_Classifier.docx
@@ -2240,7 +2240,27 @@
               <w:rPr>
                 <w:lang w:val="en"/>
               </w:rPr>
-              <w:t xml:space="preserve">(a password change is prompted on first admin login)</w:t>
+              <w:t xml:space="preserve">— ⚠️</w:t>
+            </w:r>
+            <w:r>
+              <w:rPr>
+                <w:lang w:val="en"/>
+              </w:rPr>
+              <w:t xml:space="preserve"> </w:t>
+            </w:r>
+            <w:r>
+              <w:rPr>
+                <w:b/>
+                <w:bCs/>
+                <w:lang w:val="en"/>
+              </w:rPr>
+              <w:t xml:space="preserve">change this immediately</w:t>
+            </w:r>
+            <w:r>
+              <w:rPr>
+                <w:lang w:val="en"/>
+              </w:rPr>
+              <w:t xml:space="preserve">, see below</w:t>
             </w:r>
           </w:p>
         </w:tc>
@@ -2256,19 +2276,91 @@
           <w:bCs/>
           <w:lang w:val="en"/>
         </w:rPr>
-        <w:t xml:space="preserve">Security.</w:t>
-      </w:r>
-      <w:r>
-        <w:rPr>
-          <w:lang w:val="en"/>
-        </w:rPr>
-        <w:t xml:space="preserve"> </w:t>
-      </w:r>
-      <w:r>
-        <w:rPr>
-          <w:lang w:val="en"/>
-        </w:rPr>
-        <w:t xml:space="preserve">None of these services have robust password protection — this is intentional for a fully local setup. Never expose these ports to the internet without revisiting this configuration (change the Grafana password, disable anonymous access, add Prometheus authentication).</w:t>
+        <w:t xml:space="preserve">⚠️ Security — do not leave this as-is.</w:t>
+      </w:r>
+      <w:r>
+        <w:rPr>
+          <w:lang w:val="en"/>
+        </w:rPr>
+        <w:t xml:space="preserve"> </w:t>
+      </w:r>
+      <w:r>
+        <w:rPr>
+          <w:rStyle w:val="VerbatimChar"/>
+          <w:lang w:val="en"/>
+        </w:rPr>
+        <w:t xml:space="preserve">admin</w:t>
+      </w:r>
+      <w:r>
+        <w:rPr>
+          <w:lang w:val="en"/>
+        </w:rPr>
+        <w:t xml:space="preserve">/</w:t>
+      </w:r>
+      <w:r>
+        <w:rPr>
+          <w:rStyle w:val="VerbatimChar"/>
+          <w:lang w:val="en"/>
+        </w:rPr>
+        <w:t xml:space="preserve">admin</w:t>
+      </w:r>
+      <w:r>
+        <w:rPr>
+          <w:lang w:val="en"/>
+        </w:rPr>
+        <w:t xml:space="preserve"> </w:t>
+      </w:r>
+      <w:r>
+        <w:rPr>
+          <w:lang w:val="en"/>
+        </w:rPr>
+        <w:t xml:space="preserve">is Grafana’s</w:t>
+      </w:r>
+      <w:r>
+        <w:rPr>
+          <w:lang w:val="en"/>
+        </w:rPr>
+        <w:t xml:space="preserve"> </w:t>
+      </w:r>
+      <w:r>
+        <w:rPr>
+          <w:b/>
+          <w:bCs/>
+          <w:lang w:val="en"/>
+        </w:rPr>
+        <w:t xml:space="preserve">default password</w:t>
+      </w:r>
+      <w:r>
+        <w:rPr>
+          <w:lang w:val="en"/>
+        </w:rPr>
+        <w:t xml:space="preserve">, identical for every installation everywhere — it is not a secret specific to this project, but leaving it unchanged makes the admin account trivially accessible to anyone who reaches port 3000. Grafana forces a change on first admin login; don’t skip that step. More generally, none of the services in this stack have robust password protection — this is intentional for a fully local setup.</w:t>
+      </w:r>
+      <w:r>
+        <w:rPr>
+          <w:lang w:val="en"/>
+        </w:rPr>
+        <w:t xml:space="preserve"> </w:t>
+      </w:r>
+      <w:r>
+        <w:rPr>
+          <w:b/>
+          <w:bCs/>
+          <w:lang w:val="en"/>
+        </w:rPr>
+        <w:t xml:space="preserve">Never expose these ports to the internet</w:t>
+      </w:r>
+      <w:r>
+        <w:rPr>
+          <w:lang w:val="en"/>
+        </w:rPr>
+        <w:t xml:space="preserve"> </w:t>
+      </w:r>
+      <w:r>
+        <w:rPr>
+          <w:lang w:val="en"/>
+        </w:rPr>
+        <w:t xml:space="preserve">without revisiting this configuration (change the Grafana password, disable anonymous access, add Prometheus authentication).</w:t>
       </w:r>
     </w:p>
     <w:p>

--- a/docs/Project_Manual_Shot_Classifier.docx
+++ b/docs/Project_Manual_Shot_Classifier.docx
@@ -5983,7 +5983,7 @@
     </w:p>
     <w:bookmarkEnd w:id="45"/>
     <w:bookmarkEnd w:id="46"/>
-    <w:bookmarkStart w:id="47" w:name="raspberry-pi-sender-script-rpi_sender"/>
+    <w:bookmarkStart w:id="49" w:name="raspberry-pi-side-scripts-rpi_sender"/>
     <w:p>
       <w:pPr>
         <w:pStyle w:val="Heading1"/>
@@ -5992,7 +5992,7 @@
         <w:rPr>
           <w:lang w:val="en"/>
         </w:rPr>
-        <w:t xml:space="preserve">11. Raspberry Pi sender script (</w:t>
+        <w:t xml:space="preserve">11. Raspberry Pi-side scripts (</w:t>
       </w:r>
       <w:r>
         <w:rPr>
@@ -6006,6 +6006,54 @@
           <w:lang w:val="en"/>
         </w:rPr>
         <w:t xml:space="preserve">)</w:t>
+      </w:r>
+    </w:p>
+    <w:p>
+      <w:pPr>
+        <w:pStyle w:val="FirstParagraph"/>
+      </w:pPr>
+      <w:r>
+        <w:rPr>
+          <w:lang w:val="en"/>
+        </w:rPr>
+        <w:t xml:space="preserve">Two scripts, depending on how the sensors deliver their data.</w:t>
+      </w:r>
+    </w:p>
+    <w:bookmarkStart w:id="47" w:name="Xa145559c3e707706076371a4c6803974665f077"/>
+    <w:p>
+      <w:pPr>
+        <w:pStyle w:val="Heading2"/>
+      </w:pPr>
+      <w:r>
+        <w:rPr>
+          <w:lang w:val="en"/>
+        </w:rPr>
+        <w:t xml:space="preserve">11.1</w:t>
+      </w:r>
+      <w:r>
+        <w:rPr>
+          <w:lang w:val="en"/>
+        </w:rPr>
+        <w:t xml:space="preserve"> </w:t>
+      </w:r>
+      <w:r>
+        <w:rPr>
+          <w:rStyle w:val="VerbatimChar"/>
+          <w:lang w:val="en"/>
+        </w:rPr>
+        <w:t xml:space="preserve">send_waveform.py</w:t>
+      </w:r>
+      <w:r>
+        <w:rPr>
+          <w:lang w:val="en"/>
+        </w:rPr>
+        <w:t xml:space="preserve"> </w:t>
+      </w:r>
+      <w:r>
+        <w:rPr>
+          <w:lang w:val="en"/>
+        </w:rPr>
+        <w:t xml:space="preserve">— one sensor read directly on this RPi</w:t>
       </w:r>
     </w:p>
     <w:p>
@@ -6231,15 +6279,447 @@
         <w:t xml:space="preserve">is an integration point to complete with the real hardware reading of the sensor (ADC, GPIO, serial port) — this repository does not contain the original acquisition code, only the classification pipeline from already-captured waveforms.</w:t>
       </w:r>
     </w:p>
+    <w:bookmarkEnd w:id="47"/>
+    <w:bookmarkStart w:id="48" w:name="X6547dc06d0e84d750793576319c84f9db062952"/>
+    <w:p>
+      <w:pPr>
+        <w:pStyle w:val="Heading2"/>
+      </w:pPr>
+      <w:r>
+        <w:rPr>
+          <w:lang w:val="en"/>
+        </w:rPr>
+        <w:t xml:space="preserve">11.2</w:t>
+      </w:r>
+      <w:r>
+        <w:rPr>
+          <w:lang w:val="en"/>
+        </w:rPr>
+        <w:t xml:space="preserve"> </w:t>
+      </w:r>
+      <w:r>
+        <w:rPr>
+          <w:rStyle w:val="VerbatimChar"/>
+          <w:lang w:val="en"/>
+        </w:rPr>
+        <w:t xml:space="preserve">tcp_bridge.py</w:t>
+      </w:r>
+      <w:r>
+        <w:rPr>
+          <w:lang w:val="en"/>
+        </w:rPr>
+        <w:t xml:space="preserve"> </w:t>
+      </w:r>
+      <w:r>
+        <w:rPr>
+          <w:lang w:val="en"/>
+        </w:rPr>
+        <w:t xml:space="preserve">— several sensors relayed over the network</w:t>
+      </w:r>
+    </w:p>
+    <w:p>
+      <w:pPr>
+        <w:pStyle w:val="FirstParagraph"/>
+      </w:pPr>
+      <w:r>
+        <w:rPr>
+          <w:lang w:val="en"/>
+        </w:rPr>
+        <w:t xml:space="preserve">For this project’s real case: each sensor is wired to its own control box with a fixed IP (likely a Siemens LOGO! 8 PLC), which sends its data over</w:t>
+      </w:r>
+      <w:r>
+        <w:rPr>
+          <w:lang w:val="en"/>
+        </w:rPr>
+        <w:t xml:space="preserve"> </w:t>
+      </w:r>
+      <w:r>
+        <w:rPr>
+          <w:b/>
+          <w:bCs/>
+          <w:lang w:val="en"/>
+        </w:rPr>
+        <w:t xml:space="preserve">TCP</w:t>
+      </w:r>
+      <w:r>
+        <w:rPr>
+          <w:lang w:val="en"/>
+        </w:rPr>
+        <w:t xml:space="preserve"> </w:t>
+      </w:r>
+      <w:r>
+        <w:rPr>
+          <w:lang w:val="en"/>
+        </w:rPr>
+        <w:t xml:space="preserve">to a shared Raspberry Pi — which aggregates everything and relays it to the tablet with the right target.</w:t>
+      </w:r>
+    </w:p>
+    <w:p>
+      <w:pPr>
+        <w:pStyle w:val="SourceCode"/>
+      </w:pPr>
+      <w:r>
+        <w:rPr>
+          <w:rStyle w:val="ExtensionTok"/>
+        </w:rPr>
+        <w:t xml:space="preserve">pip</w:t>
+      </w:r>
+      <w:r>
+        <w:rPr>
+          <w:rStyle w:val="NormalTok"/>
+        </w:rPr>
+        <w:t xml:space="preserve"> install </w:t>
+      </w:r>
+      <w:r>
+        <w:rPr>
+          <w:rStyle w:val="AttributeTok"/>
+        </w:rPr>
+        <w:t xml:space="preserve">-r</w:t>
+      </w:r>
+      <w:r>
+        <w:rPr>
+          <w:rStyle w:val="NormalTok"/>
+        </w:rPr>
+        <w:t xml:space="preserve"> requirements-tcp-bridge.txt   </w:t>
+      </w:r>
+      <w:r>
+        <w:rPr>
+          <w:rStyle w:val="CommentTok"/>
+        </w:rPr>
+        <w:t xml:space="preserve"># Pillow, to decode images</w:t>
+      </w:r>
+      <w:r>
+        <w:br/>
+      </w:r>
+      <w:r>
+        <w:rPr>
+          <w:rStyle w:val="ExtensionTok"/>
+        </w:rPr>
+        <w:t xml:space="preserve">python</w:t>
+      </w:r>
+      <w:r>
+        <w:rPr>
+          <w:rStyle w:val="NormalTok"/>
+        </w:rPr>
+        <w:t xml:space="preserve"> tcp_bridge.py</w:t>
+      </w:r>
+    </w:p>
+    <w:p>
+      <w:pPr>
+        <w:pStyle w:val="FirstParagraph"/>
+      </w:pPr>
+      <w:r>
+        <w:rPr>
+          <w:b/>
+          <w:bCs/>
+          <w:lang w:val="en"/>
+        </w:rPr>
+        <w:t xml:space="preserve">Fixed IP of this Raspberry Pi:</w:t>
+      </w:r>
+      <w:r>
+        <w:rPr>
+          <w:b/>
+          <w:bCs/>
+          <w:lang w:val="en"/>
+        </w:rPr>
+        <w:t xml:space="preserve"> </w:t>
+      </w:r>
+      <w:r>
+        <w:rPr>
+          <w:rStyle w:val="VerbatimChar"/>
+          <w:b/>
+          <w:bCs/>
+          <w:lang w:val="en"/>
+        </w:rPr>
+        <w:t xml:space="preserve">192.168.0.255</w:t>
+      </w:r>
+      <w:r>
+        <w:rPr>
+          <w:lang w:val="en"/>
+        </w:rPr>
+        <w:t xml:space="preserve"> </w:t>
+      </w:r>
+      <w:r>
+        <w:rPr>
+          <w:lang w:val="en"/>
+        </w:rPr>
+        <w:t xml:space="preserve">— this is the address the control boxes must target. Set at the RPi’s operating system level (</w:t>
+      </w:r>
+      <w:r>
+        <w:rPr>
+          <w:rStyle w:val="VerbatimChar"/>
+          <w:lang w:val="en"/>
+        </w:rPr>
+        <w:t xml:space="preserve">/etc/dhcpcd.conf</w:t>
+      </w:r>
+      <w:r>
+        <w:rPr>
+          <w:lang w:val="en"/>
+        </w:rPr>
+        <w:t xml:space="preserve">, see</w:t>
+      </w:r>
+      <w:r>
+        <w:rPr>
+          <w:lang w:val="en"/>
+        </w:rPr>
+        <w:t xml:space="preserve"> </w:t>
+      </w:r>
+      <w:r>
+        <w:rPr>
+          <w:rStyle w:val="VerbatimChar"/>
+          <w:lang w:val="en"/>
+        </w:rPr>
+        <w:t xml:space="preserve">rpi_sender/README.md</w:t>
+      </w:r>
+      <w:r>
+        <w:rPr>
+          <w:lang w:val="en"/>
+        </w:rPr>
+        <w:t xml:space="preserve"> </w:t>
+      </w:r>
+      <w:r>
+        <w:rPr>
+          <w:lang w:val="en"/>
+        </w:rPr>
+        <w:t xml:space="preserve">for the full procedure), not in the Python configuration.</w:t>
+      </w:r>
+    </w:p>
     <w:p>
       <w:pPr>
         <w:pStyle w:val="BodyText"/>
       </w:pPr>
       <w:r>
         <w:rPr>
-          <w:lang w:val="en"/>
-        </w:rPr>
-        <w:t xml:space="preserve">For unattended operation on Raspberry Pi boot, add this script to a</w:t>
+          <w:b/>
+          <w:bCs/>
+          <w:lang w:val="en"/>
+        </w:rPr>
+        <w:t xml:space="preserve">Protocol confirmed with the technician</w:t>
+      </w:r>
+      <w:r>
+        <w:rPr>
+          <w:lang w:val="en"/>
+        </w:rPr>
+        <w:t xml:space="preserve">:</w:t>
+      </w:r>
+      <w:r>
+        <w:rPr>
+          <w:lang w:val="en"/>
+        </w:rPr>
+        <w:t xml:space="preserve"> </w:t>
+      </w:r>
+      <w:r>
+        <w:rPr>
+          <w:lang w:val="en"/>
+        </w:rPr>
+        <w:t xml:space="preserve">- TCP, port</w:t>
+      </w:r>
+      <w:r>
+        <w:rPr>
+          <w:lang w:val="en"/>
+        </w:rPr>
+        <w:t xml:space="preserve"> </w:t>
+      </w:r>
+      <w:r>
+        <w:rPr>
+          <w:b/>
+          <w:bCs/>
+          <w:lang w:val="en"/>
+        </w:rPr>
+        <w:t xml:space="preserve">9090</w:t>
+      </w:r>
+      <w:r>
+        <w:rPr>
+          <w:lang w:val="en"/>
+        </w:rPr>
+        <w:t xml:space="preserve">.</w:t>
+      </w:r>
+      <w:r>
+        <w:rPr>
+          <w:lang w:val="en"/>
+        </w:rPr>
+        <w:t xml:space="preserve"> </w:t>
+      </w:r>
+      <w:r>
+        <w:rPr>
+          <w:lang w:val="en"/>
+        </w:rPr>
+        <w:t xml:space="preserve">- One connection carries</w:t>
+      </w:r>
+      <w:r>
+        <w:rPr>
+          <w:lang w:val="en"/>
+        </w:rPr>
+        <w:t xml:space="preserve"> </w:t>
+      </w:r>
+      <w:r>
+        <w:rPr>
+          <w:b/>
+          <w:bCs/>
+          <w:lang w:val="en"/>
+        </w:rPr>
+        <w:t xml:space="preserve">several messages</w:t>
+      </w:r>
+      <w:r>
+        <w:rPr>
+          <w:lang w:val="en"/>
+        </w:rPr>
+        <w:t xml:space="preserve"> </w:t>
+      </w:r>
+      <w:r>
+        <w:rPr>
+          <w:lang w:val="en"/>
+        </w:rPr>
+        <w:t xml:space="preserve">in sequence (the box does not reconnect for every waveform) — each message is prefixed with a 4-byte length header, since messages are variable-sized.</w:t>
+      </w:r>
+      <w:r>
+        <w:rPr>
+          <w:lang w:val="en"/>
+        </w:rPr>
+        <w:t xml:space="preserve"> </w:t>
+      </w:r>
+      <w:r>
+        <w:rPr>
+          <w:lang w:val="en"/>
+        </w:rPr>
+        <w:t xml:space="preserve">- Each sensor is identified by its</w:t>
+      </w:r>
+      <w:r>
+        <w:rPr>
+          <w:lang w:val="en"/>
+        </w:rPr>
+        <w:t xml:space="preserve"> </w:t>
+      </w:r>
+      <w:r>
+        <w:rPr>
+          <w:b/>
+          <w:bCs/>
+          <w:lang w:val="en"/>
+        </w:rPr>
+        <w:t xml:space="preserve">source IP</w:t>
+      </w:r>
+      <w:r>
+        <w:rPr>
+          <w:lang w:val="en"/>
+        </w:rPr>
+        <w:t xml:space="preserve"> </w:t>
+      </w:r>
+      <w:r>
+        <w:rPr>
+          <w:lang w:val="en"/>
+        </w:rPr>
+        <w:t xml:space="preserve">(</w:t>
+      </w:r>
+      <w:r>
+        <w:rPr>
+          <w:rStyle w:val="VerbatimChar"/>
+          <w:lang w:val="en"/>
+        </w:rPr>
+        <w:t xml:space="preserve">ip_to_target</w:t>
+      </w:r>
+      <w:r>
+        <w:rPr>
+          <w:lang w:val="en"/>
+        </w:rPr>
+        <w:t xml:space="preserve"> </w:t>
+      </w:r>
+      <w:r>
+        <w:rPr>
+          <w:lang w:val="en"/>
+        </w:rPr>
+        <w:t xml:space="preserve">table in</w:t>
+      </w:r>
+      <w:r>
+        <w:rPr>
+          <w:lang w:val="en"/>
+        </w:rPr>
+        <w:t xml:space="preserve"> </w:t>
+      </w:r>
+      <w:r>
+        <w:rPr>
+          <w:rStyle w:val="VerbatimChar"/>
+          <w:lang w:val="en"/>
+        </w:rPr>
+        <w:t xml:space="preserve">rpi_sender/instance/tcp_bridge_config.json</w:t>
+      </w:r>
+      <w:r>
+        <w:rPr>
+          <w:lang w:val="en"/>
+        </w:rPr>
+        <w:t xml:space="preserve">), consistent with each control box having its own fixed IP.</w:t>
+      </w:r>
+      <w:r>
+        <w:rPr>
+          <w:lang w:val="en"/>
+        </w:rPr>
+        <w:t xml:space="preserve"> </w:t>
+      </w:r>
+      <w:r>
+        <w:rPr>
+          <w:lang w:val="en"/>
+        </w:rPr>
+        <w:t xml:space="preserve">- Each message can contain either 512 raw bytes or an</w:t>
+      </w:r>
+      <w:r>
+        <w:rPr>
+          <w:lang w:val="en"/>
+        </w:rPr>
+        <w:t xml:space="preserve"> </w:t>
+      </w:r>
+      <w:r>
+        <w:rPr>
+          <w:b/>
+          <w:bCs/>
+          <w:lang w:val="en"/>
+        </w:rPr>
+        <w:t xml:space="preserve">image</w:t>
+      </w:r>
+      <w:r>
+        <w:rPr>
+          <w:lang w:val="en"/>
+        </w:rPr>
+        <w:t xml:space="preserve"> </w:t>
+      </w:r>
+      <w:r>
+        <w:rPr>
+          <w:lang w:val="en"/>
+        </w:rPr>
+        <w:t xml:space="preserve">of the waveform — detected and digitized automatically (</w:t>
+      </w:r>
+      <w:r>
+        <w:rPr>
+          <w:rStyle w:val="VerbatimChar"/>
+          <w:lang w:val="en"/>
+        </w:rPr>
+        <w:t xml:space="preserve">image_digitize.py</w:t>
+      </w:r>
+      <w:r>
+        <w:rPr>
+          <w:lang w:val="en"/>
+        </w:rPr>
+        <w:t xml:space="preserve">, the same method as the field app’s image import, section 10.5).</w:t>
+      </w:r>
+    </w:p>
+    <w:p>
+      <w:pPr>
+        <w:pStyle w:val="BodyText"/>
+      </w:pPr>
+      <w:r>
+        <w:rPr>
+          <w:lang w:val="en"/>
+        </w:rPr>
+        <w:t xml:space="preserve">Validated end to end: several waveforms (a mix of raw/image) sent over a single TCP connection, all received, decoded, and attributed to the correct target on the tablet side.</w:t>
+      </w:r>
+    </w:p>
+    <w:p>
+      <w:pPr>
+        <w:pStyle w:val="BodyText"/>
+      </w:pPr>
+      <w:r>
+        <w:rPr>
+          <w:lang w:val="en"/>
+        </w:rPr>
+        <w:t xml:space="preserve">For unattended operation on Raspberry Pi boot, add whichever script is used to a</w:t>
       </w:r>
       <w:r>
         <w:rPr>
@@ -6318,8 +6798,9 @@
         </w:pict>
       </w:r>
     </w:p>
-    <w:bookmarkEnd w:id="47"/>
-    <w:bookmarkStart w:id="48" w:name="cicd"/>
+    <w:bookmarkEnd w:id="48"/>
+    <w:bookmarkEnd w:id="49"/>
+    <w:bookmarkStart w:id="50" w:name="cicd"/>
     <w:p>
       <w:pPr>
         <w:pStyle w:val="Heading1"/>
@@ -6536,8 +7017,8 @@
         </w:pict>
       </w:r>
     </w:p>
-    <w:bookmarkEnd w:id="48"/>
-    <w:bookmarkStart w:id="49" w:name="repository-structure"/>
+    <w:bookmarkEnd w:id="50"/>
+    <w:bookmarkStart w:id="51" w:name="repository-structure"/>
     <w:p>
       <w:pPr>
         <w:pStyle w:val="Heading1"/>
@@ -6858,8 +7339,8 @@
         </w:pict>
       </w:r>
     </w:p>
-    <w:bookmarkEnd w:id="49"/>
-    <w:bookmarkStart w:id="50" w:name="X6d3307a7ddfa67e1099f7e91d019266e60a152a"/>
+    <w:bookmarkEnd w:id="51"/>
+    <w:bookmarkStart w:id="52" w:name="X6d3307a7ddfa67e1099f7e91d019266e60a152a"/>
     <w:p>
       <w:pPr>
         <w:pStyle w:val="Heading1"/>
@@ -7068,8 +7549,8 @@
         </w:pict>
       </w:r>
     </w:p>
-    <w:bookmarkEnd w:id="50"/>
-    <w:bookmarkStart w:id="51" w:name="known-limitations"/>
+    <w:bookmarkEnd w:id="52"/>
+    <w:bookmarkStart w:id="53" w:name="known-limitations"/>
     <w:p>
       <w:pPr>
         <w:pStyle w:val="Heading1"/>
@@ -7222,8 +7703,8 @@
         </w:pict>
       </w:r>
     </w:p>
-    <w:bookmarkEnd w:id="51"/>
-    <w:bookmarkStart w:id="52" w:name="X4df543ff166fb37ee014acd1806aafaa1c2ed87"/>
+    <w:bookmarkEnd w:id="53"/>
+    <w:bookmarkStart w:id="54" w:name="X4df543ff166fb37ee014acd1806aafaa1c2ed87"/>
     <w:p>
       <w:pPr>
         <w:pStyle w:val="Heading1"/>
@@ -7711,14 +8192,141 @@
       </w:r>
     </w:p>
     <w:p>
+      <w:pPr>
+        <w:pStyle w:val="Compact"/>
+        <w:numPr>
+          <w:ilvl w:val="0"/>
+          <w:numId w:val="1011"/>
+        </w:numPr>
+      </w:pPr>
+      <w:r>
+        <w:rPr>
+          <w:b/>
+          <w:bCs/>
+          <w:lang w:val="en"/>
+        </w:rPr>
+        <w:t xml:space="preserve">Agent container wrongly</w:t>
+      </w:r>
+      <w:r>
+        <w:rPr>
+          <w:b/>
+          <w:bCs/>
+          <w:lang w:val="en"/>
+        </w:rPr>
+        <w:t xml:space="preserve"> </w:t>
+      </w:r>
+      <w:r>
+        <w:rPr>
+          <w:b/>
+          <w:bCs/>
+          <w:lang w:val="en"/>
+        </w:rPr>
+        <w:t xml:space="preserve">“unhealthy”</w:t>
+      </w:r>
+      <w:r>
+        <w:rPr>
+          <w:lang w:val="en"/>
+        </w:rPr>
+        <w:t xml:space="preserve"> </w:t>
+      </w:r>
+      <w:r>
+        <w:rPr>
+          <w:lang w:val="en"/>
+        </w:rPr>
+        <w:t xml:space="preserve">— the agent (</w:t>
+      </w:r>
+      <w:r>
+        <w:rPr>
+          <w:rStyle w:val="VerbatimChar"/>
+          <w:lang w:val="en"/>
+        </w:rPr>
+        <w:t xml:space="preserve">docker-compose.yml</w:t>
+      </w:r>
+      <w:r>
+        <w:rPr>
+          <w:lang w:val="en"/>
+        </w:rPr>
+        <w:t xml:space="preserve">) inherited the Dockerfile’s</w:t>
+      </w:r>
+      <w:r>
+        <w:rPr>
+          <w:lang w:val="en"/>
+        </w:rPr>
+        <w:t xml:space="preserve"> </w:t>
+      </w:r>
+      <w:r>
+        <w:rPr>
+          <w:rStyle w:val="VerbatimChar"/>
+          <w:lang w:val="en"/>
+        </w:rPr>
+        <w:t xml:space="preserve">HEALTHCHECK</w:t>
+      </w:r>
+      <w:r>
+        <w:rPr>
+          <w:lang w:val="en"/>
+        </w:rPr>
+        <w:t xml:space="preserve">, which checks port 8501 (Streamlit) that it does not serve — it showed</w:t>
+      </w:r>
+      <w:r>
+        <w:rPr>
+          <w:lang w:val="en"/>
+        </w:rPr>
+        <w:t xml:space="preserve"> </w:t>
+      </w:r>
+      <w:r>
+        <w:rPr>
+          <w:rStyle w:val="VerbatimChar"/>
+          <w:lang w:val="en"/>
+        </w:rPr>
+        <w:t xml:space="preserve">unhealthy</w:t>
+      </w:r>
+      <w:r>
+        <w:rPr>
+          <w:lang w:val="en"/>
+        </w:rPr>
+        <w:t xml:space="preserve"> </w:t>
+      </w:r>
+      <w:r>
+        <w:rPr>
+          <w:lang w:val="en"/>
+        </w:rPr>
+        <w:t xml:space="preserve">continuously since startup despite working normally. Fixed by adding a dedicated healthcheck on its own</w:t>
+      </w:r>
+      <w:r>
+        <w:rPr>
+          <w:lang w:val="en"/>
+        </w:rPr>
+        <w:t xml:space="preserve"> </w:t>
+      </w:r>
+      <w:r>
+        <w:rPr>
+          <w:rStyle w:val="VerbatimChar"/>
+          <w:lang w:val="en"/>
+        </w:rPr>
+        <w:t xml:space="preserve">/metrics</w:t>
+      </w:r>
+      <w:r>
+        <w:rPr>
+          <w:lang w:val="en"/>
+        </w:rPr>
+        <w:t xml:space="preserve"> </w:t>
+      </w:r>
+      <w:r>
+        <w:rPr>
+          <w:lang w:val="en"/>
+        </w:rPr>
+        <w:t xml:space="preserve">(port 8001).</w:t>
+      </w:r>
+    </w:p>
+    <w:p>
       <w:r>
         <w:pict>
           <v:rect style="width:0;height:1.5pt" o:hralign="center" o:hrstd="t" o:hr="t"/>
         </w:pict>
       </w:r>
     </w:p>
-    <w:bookmarkEnd w:id="52"/>
-    <w:bookmarkStart w:id="55" w:name="quick-reference-commands-and-ports"/>
+    <w:bookmarkEnd w:id="54"/>
+    <w:bookmarkStart w:id="57" w:name="quick-reference-commands-and-ports"/>
     <w:p>
       <w:pPr>
         <w:pStyle w:val="Heading1"/>
@@ -7730,7 +8338,7 @@
         <w:t xml:space="preserve">17. Quick reference — commands and ports</w:t>
       </w:r>
     </w:p>
-    <w:bookmarkStart w:id="53" w:name="essential-commands"/>
+    <w:bookmarkStart w:id="55" w:name="essential-commands"/>
     <w:p>
       <w:pPr>
         <w:pStyle w:val="Heading2"/>
@@ -7939,8 +8547,8 @@
         <w:t xml:space="preserve"># one manual agent cycle</w:t>
       </w:r>
     </w:p>
-    <w:bookmarkEnd w:id="53"/>
-    <w:bookmarkStart w:id="54" w:name="ports-used"/>
+    <w:bookmarkEnd w:id="55"/>
+    <w:bookmarkStart w:id="56" w:name="ports-used"/>
     <w:p>
       <w:pPr>
         <w:pStyle w:val="Heading2"/>
@@ -8249,8 +8857,8 @@
         <w:t xml:space="preserve">.</w:t>
       </w:r>
     </w:p>
-    <w:bookmarkEnd w:id="54"/>
-    <w:bookmarkEnd w:id="55"/>
+    <w:bookmarkEnd w:id="56"/>
+    <w:bookmarkEnd w:id="57"/>
     <w:sectPr>
       <w:footnotePr>
         <w:numRestart w:val="eachSect"/>
